--- a/src/content/bios/Butler-HB 2012.docx
+++ b/src/content/bios/Butler-HB 2012.docx
@@ -955,7 +955,7 @@
             <w:rStyle w:val="Hyperlink"/>
             <w:u w:val="none"/>
           </w:rPr>
-          <w:t>www.ilo.org/public/english/bureau/dgo/staff/formers/ butler.htm</w:t>
+          <w:t>www.ilo.org/public/english/bureau/dgo/staff/formers/butler.htm</w:t>
         </w:r>
       </w:hyperlink>
       <w:r>
@@ -991,7 +991,7 @@
             <w:rStyle w:val="Hyperlink"/>
             <w:u w:val="none"/>
           </w:rPr>
-          <w:t>www.ilo.org/public/english/century/information_resources/download/ phelans.pdf</w:t>
+          <w:t>www.ilo.org/public/english/century/information_resources/download/phelans.pdf</w:t>
         </w:r>
       </w:hyperlink>
       <w:r>
